--- a/Collatio/6/1. Textos/1. Marcados/6-E.docx
+++ b/Collatio/6/1. Textos/1. Marcados/6-E.docx
@@ -1,49 +1,49 @@
 
 <file path=word/document.xml><?xml version="1.0" encoding="utf-8"?>
-<w:document xmlns:wpc="http://schemas.microsoft.com/office/word/2010/wordprocessingCanvas" xmlns:cx="http://schemas.microsoft.com/office/drawing/2014/chartex" xmlns:cx1="http://schemas.microsoft.com/office/drawing/2015/9/8/chartex" xmlns:cx2="http://schemas.microsoft.com/office/drawing/2015/10/21/chartex" xmlns:cx3="http://schemas.microsoft.com/office/drawing/2016/5/9/chartex" xmlns:cx4="http://schemas.microsoft.com/office/drawing/2016/5/10/chartex" xmlns:cx5="http://schemas.microsoft.com/office/drawing/2016/5/11/chartex" xmlns:cx6="http://schemas.microsoft.com/office/drawing/2016/5/12/chartex" xmlns:cx7="http://schemas.microsoft.com/office/drawing/2016/5/13/chartex" xmlns:cx8="http://schemas.microsoft.com/office/drawing/2016/5/14/chartex" xmlns:mc="http://schemas.openxmlformats.org/markup-compatibility/2006" xmlns:aink="http://schemas.microsoft.com/office/drawing/2016/ink" xmlns:am3d="http://schemas.microsoft.com/office/drawing/2017/model3d" xmlns:o="urn:schemas-microsoft-com:office:office" xmlns:oel="http://schemas.microsoft.com/office/2019/extlst" xmlns:r="http://schemas.openxmlformats.org/officeDocument/2006/relationships" xmlns:m="http://schemas.openxmlformats.org/officeDocument/2006/math" xmlns:v="urn:schemas-microsoft-com:vml" xmlns:wp14="http://schemas.microsoft.com/office/word/2010/wordprocessingDrawing" xmlns:wp="http://schemas.openxmlformats.org/drawingml/2006/wordprocessingDrawing" xmlns:w10="urn:schemas-microsoft-com:office:word" xmlns:w="http://schemas.openxmlformats.org/wordprocessingml/2006/main" xmlns:w14="http://schemas.microsoft.com/office/word/2010/wordml" xmlns:w15="http://schemas.microsoft.com/office/word/2012/wordml" xmlns:w16cex="http://schemas.microsoft.com/office/word/2018/wordml/cex" xmlns:w16cid="http://schemas.microsoft.com/office/word/2016/wordml/cid" xmlns:w16="http://schemas.microsoft.com/office/word/2018/wordml" xmlns:w16du="http://schemas.microsoft.com/office/word/2023/wordml/word16du" xmlns:w16sdtdh="http://schemas.microsoft.com/office/word/2020/wordml/sdtdatahash" xmlns:w16se="http://schemas.microsoft.com/office/word/2015/wordml/symex" xmlns:wpg="http://schemas.microsoft.com/office/word/2010/wordprocessingGroup" xmlns:wpi="http://schemas.microsoft.com/office/word/2010/wordprocessingInk" xmlns:wne="http://schemas.microsoft.com/office/word/2006/wordml" xmlns:wps="http://schemas.microsoft.com/office/word/2010/wordprocessingShape" mc:Ignorable="w14 w15 w16se w16cid w16 w16cex w16sdtdh wp14">
+<w:document xmlns:wpc="http://schemas.microsoft.com/office/word/2010/wordprocessingCanvas" xmlns:cx="http://schemas.microsoft.com/office/drawing/2014/chartex" xmlns:cx1="http://schemas.microsoft.com/office/drawing/2015/9/8/chartex" xmlns:cx2="http://schemas.microsoft.com/office/drawing/2015/10/21/chartex" xmlns:cx3="http://schemas.microsoft.com/office/drawing/2016/5/9/chartex" xmlns:cx4="http://schemas.microsoft.com/office/drawing/2016/5/10/chartex" xmlns:cx5="http://schemas.microsoft.com/office/drawing/2016/5/11/chartex" xmlns:cx6="http://schemas.microsoft.com/office/drawing/2016/5/12/chartex" xmlns:cx7="http://schemas.microsoft.com/office/drawing/2016/5/13/chartex" xmlns:cx8="http://schemas.microsoft.com/office/drawing/2016/5/14/chartex" xmlns:mc="http://schemas.openxmlformats.org/markup-compatibility/2006" xmlns:aink="http://schemas.microsoft.com/office/drawing/2016/ink" xmlns:am3d="http://schemas.microsoft.com/office/drawing/2017/model3d" xmlns:o="urn:schemas-microsoft-com:office:office" xmlns:oel="http://schemas.microsoft.com/office/2019/extlst" xmlns:r="http://schemas.openxmlformats.org/officeDocument/2006/relationships" xmlns:m="http://schemas.openxmlformats.org/officeDocument/2006/math" xmlns:v="urn:schemas-microsoft-com:vml" xmlns:wp14="http://schemas.microsoft.com/office/word/2010/wordprocessingDrawing" xmlns:wp="http://schemas.openxmlformats.org/drawingml/2006/wordprocessingDrawing" xmlns:w10="urn:schemas-microsoft-com:office:word" xmlns:w="http://schemas.openxmlformats.org/wordprocessingml/2006/main" xmlns:w14="http://schemas.microsoft.com/office/word/2010/wordml" xmlns:w15="http://schemas.microsoft.com/office/word/2012/wordml" xmlns:w16cex="http://schemas.microsoft.com/office/word/2018/wordml/cex" xmlns:w16cid="http://schemas.microsoft.com/office/word/2016/wordml/cid" xmlns:w16="http://schemas.microsoft.com/office/word/2018/wordml" xmlns:w16du="http://schemas.microsoft.com/office/word/2023/wordml/word16du" xmlns:w16sdtdh="http://schemas.microsoft.com/office/word/2020/wordml/sdtdatahash" xmlns:w16sdtfl="http://schemas.microsoft.com/office/word/2024/wordml/sdtformatlock" xmlns:w16se="http://schemas.microsoft.com/office/word/2015/wordml/symex" xmlns:wpg="http://schemas.microsoft.com/office/word/2010/wordprocessingGroup" xmlns:wpi="http://schemas.microsoft.com/office/word/2010/wordprocessingInk" xmlns:wne="http://schemas.microsoft.com/office/word/2006/wordml" xmlns:wps="http://schemas.microsoft.com/office/word/2010/wordprocessingShape" mc:Ignorable="w14 w15 w16se w16cid w16 w16cex w16sdtdh w16sdtfl w16du wp14">
   <w:body>
     <w:p>
       <w:pPr>
         <w:rPr>
-          <w:rFonts w:ascii="Garamond" w:hAnsi="Garamond"/>
+          <w:rFonts w:ascii="Brill" w:hAnsi="Brill"/>
         </w:rPr>
       </w:pPr>
       <w:r>
         <w:rPr>
-          <w:rFonts w:ascii="Garamond" w:hAnsi="Garamond"/>
+          <w:rFonts w:ascii="Brill" w:hAnsi="Brill"/>
           <w:color w:val="FF0000"/>
         </w:rPr>
         <w:t>79r</w:t>
       </w:r>
       <w:r>
         <w:rPr>
-          <w:rFonts w:ascii="Garamond" w:hAnsi="Garamond"/>
+          <w:rFonts w:ascii="Brill" w:hAnsi="Brill"/>
         </w:rPr>
         <w:t xml:space="preserve"> Dixo el discipulo al maestro dime por que razon es la trenidad de tres personas e non de mas cuento nin de menos % respondio el maestro alta pregunta me has fecho pero quiero te responder a ella sepas que la trenidad son tres personas e estas tres personas encierran se en un dios % pues esto que se encierra tres personas e un dios. quando vien catares todas las cuentas del mundo desde uno que es la primera non fallaras que otra ninguna cuenta viene a estar la fuerça en un punto si non de tres % Esto te quiero yo probar por razon que veas que es ansi % comiença luego en el primer cuento que es uno es señero en su cabo e si contares dos que es el segundo cuento fallaras que estos son conpañeros e iguales % E tal es uno como otro e non sabras en qual començar que tan vien començaras en el uno como en el otro % pues ven al cuento que son el tercero que son tres. E fallaras el cuento de tres que aquel que esta en medio fuese faze al uno que sea comienço y al otro que sea cabo tal es la trenidad el padre es el comienço y el espiritu sancto es el d en medio el hijo es el tercero pues vey agora el comienco del cuento de quatro e fallaras que non puede venir </w:t>
       </w:r>
       <w:r>
         <w:rPr>
-          <w:rFonts w:ascii="Garamond" w:hAnsi="Garamond"/>
+          <w:rFonts w:ascii="Brill" w:hAnsi="Brill"/>
           <w:color w:val="8EAADB" w:themeColor="accent1" w:themeTint="99"/>
         </w:rPr>
         <w:t>a este</w:t>
       </w:r>
       <w:r>
         <w:rPr>
-          <w:rFonts w:ascii="Garamond" w:hAnsi="Garamond"/>
+          <w:rFonts w:ascii="Brill" w:hAnsi="Brill"/>
         </w:rPr>
         <w:t xml:space="preserve"> a este cuento % Ca en el cuento de quatro son dos primeros y dos postrimeros pues si d estos quisieres fazer medianero averas y a poner dos. o uno e si pusieres uno fincara uno en el comienço e dos en el cabo e d esta guisa vernia el cuento desigual ca non diria el cabo con el medio nin con el comienço. otro si si posieres dos en el medio e fincara </w:t>
       </w:r>
       <w:r>
         <w:rPr>
-          <w:rFonts w:ascii="Garamond" w:hAnsi="Garamond"/>
+          <w:rFonts w:ascii="Brill" w:hAnsi="Brill"/>
           <w:color w:val="FF0000"/>
         </w:rPr>
         <w:t>79v</w:t>
       </w:r>
       <w:r>
         <w:rPr>
-          <w:rFonts w:ascii="Garamond" w:hAnsi="Garamond"/>
+          <w:rFonts w:ascii="Brill" w:hAnsi="Brill"/>
         </w:rPr>
         <w:t xml:space="preserve"> uno por comienço e otro por cabo seria desigualado que non sabrias en qual de aquellos dos que estan en medio finca el primero en su cabo e dos para encima e hansi non hera la cuenta igual % E bien ansi por esta misma razon seria desigualada en todos los otros cuentos salbo en el cuento de tres</w:t>
       </w:r>
@@ -59,7 +59,7 @@
 </file>
 
 <file path=word/styles.xml><?xml version="1.0" encoding="utf-8"?>
-<w:styles xmlns:mc="http://schemas.openxmlformats.org/markup-compatibility/2006" xmlns:r="http://schemas.openxmlformats.org/officeDocument/2006/relationships" xmlns:w="http://schemas.openxmlformats.org/wordprocessingml/2006/main" xmlns:w14="http://schemas.microsoft.com/office/word/2010/wordml" xmlns:w15="http://schemas.microsoft.com/office/word/2012/wordml" xmlns:w16cex="http://schemas.microsoft.com/office/word/2018/wordml/cex" xmlns:w16cid="http://schemas.microsoft.com/office/word/2016/wordml/cid" xmlns:w16="http://schemas.microsoft.com/office/word/2018/wordml" xmlns:w16sdtdh="http://schemas.microsoft.com/office/word/2020/wordml/sdtdatahash" xmlns:w16se="http://schemas.microsoft.com/office/word/2015/wordml/symex" mc:Ignorable="w14 w15 w16se w16cid w16 w16cex w16sdtdh">
+<w:styles xmlns:mc="http://schemas.openxmlformats.org/markup-compatibility/2006" xmlns:r="http://schemas.openxmlformats.org/officeDocument/2006/relationships" xmlns:w="http://schemas.openxmlformats.org/wordprocessingml/2006/main" xmlns:w14="http://schemas.microsoft.com/office/word/2010/wordml" xmlns:w15="http://schemas.microsoft.com/office/word/2012/wordml" xmlns:w16cex="http://schemas.microsoft.com/office/word/2018/wordml/cex" xmlns:w16cid="http://schemas.microsoft.com/office/word/2016/wordml/cid" xmlns:w16="http://schemas.microsoft.com/office/word/2018/wordml" xmlns:w16du="http://schemas.microsoft.com/office/word/2023/wordml/word16du" xmlns:w16sdtdh="http://schemas.microsoft.com/office/word/2020/wordml/sdtdatahash" xmlns:w16sdtfl="http://schemas.microsoft.com/office/word/2024/wordml/sdtformatlock" xmlns:w16se="http://schemas.microsoft.com/office/word/2015/wordml/symex" mc:Ignorable="w14 w15 w16se w16cid w16 w16cex w16sdtdh w16sdtfl w16du">
   <w:docDefaults>
     <w:rPrDefault>
       <w:rPr>
